--- a/fuentes/CF2_63310033_GV.docx
+++ b/fuentes/CF2_63310033_GV.docx
@@ -12,23 +12,22 @@
     </w:p>
     <w:tbl>
       <w:tblPr>
-        <w:tblStyle w:val="a"/>
         <w:tblW w:w="14387" w:type="dxa"/>
         <w:tblInd w:w="0" w:type="dxa"/>
         <w:tblBorders>
-          <w:top w:val="single" w:color="000000" w:sz="8" w:space="0"/>
-          <w:left w:val="single" w:color="000000" w:sz="8" w:space="0"/>
-          <w:bottom w:val="single" w:color="000000" w:sz="8" w:space="0"/>
-          <w:right w:val="single" w:color="000000" w:sz="8" w:space="0"/>
-          <w:insideH w:val="single" w:color="000000" w:sz="8" w:space="0"/>
-          <w:insideV w:val="single" w:color="000000" w:sz="8" w:space="0"/>
+          <w:top w:val="single" w:color="000000" w:themeColor="text1" w:sz="8" w:space="0"/>
+          <w:left w:val="single" w:color="000000" w:themeColor="text1" w:sz="8" w:space="0"/>
+          <w:bottom w:val="single" w:color="000000" w:themeColor="text1" w:sz="8" w:space="0"/>
+          <w:right w:val="single" w:color="000000" w:themeColor="text1" w:sz="8" w:space="0"/>
+          <w:insideH w:val="single" w:color="000000" w:themeColor="text1" w:sz="8" w:space="0"/>
+          <w:insideV w:val="single" w:color="000000" w:themeColor="text1" w:sz="8" w:space="0"/>
         </w:tblBorders>
         <w:tblLayout w:type="fixed"/>
         <w:tblLook w:val="0600" w:firstRow="0" w:lastRow="0" w:firstColumn="0" w:lastColumn="0" w:noHBand="1" w:noVBand="1"/>
       </w:tblPr>
       <w:tblGrid>
-        <w:gridCol w:w="2400"/>
-        <w:gridCol w:w="4181"/>
+        <w:gridCol w:w="2610"/>
+        <w:gridCol w:w="3971"/>
         <w:gridCol w:w="3903"/>
         <w:gridCol w:w="3903"/>
       </w:tblGrid>
@@ -38,7 +37,7 @@
         </w:trPr>
         <w:tc>
           <w:tcPr>
-            <w:tcW w:w="2400" w:type="dxa"/>
+            <w:tcW w:w="2610" w:type="dxa"/>
             <w:shd w:val="clear" w:color="auto" w:fill="FCE5CD"/>
             <w:tcMar>
               <w:top w:w="100" w:type="dxa"/>
@@ -69,7 +68,7 @@
         </w:tc>
         <w:tc>
           <w:tcPr>
-            <w:tcW w:w="11987" w:type="dxa"/>
+            <w:tcW w:w="11777" w:type="dxa"/>
             <w:gridSpan w:val="3"/>
             <w:shd w:val="clear" w:color="auto" w:fill="FCE5CD"/>
             <w:tcMar>
@@ -107,7 +106,7 @@
         </w:trPr>
         <w:tc>
           <w:tcPr>
-            <w:tcW w:w="2400" w:type="dxa"/>
+            <w:tcW w:w="2610" w:type="dxa"/>
             <w:shd w:val="clear" w:color="auto" w:fill="auto"/>
             <w:tcMar>
               <w:top w:w="100" w:type="dxa"/>
@@ -134,7 +133,7 @@
         </w:tc>
         <w:tc>
           <w:tcPr>
-            <w:tcW w:w="11987" w:type="dxa"/>
+            <w:tcW w:w="11777" w:type="dxa"/>
             <w:gridSpan w:val="3"/>
             <w:shd w:val="clear" w:color="auto" w:fill="auto"/>
             <w:tcMar>
@@ -191,7 +190,7 @@
         </w:trPr>
         <w:tc>
           <w:tcPr>
-            <w:tcW w:w="2400" w:type="dxa"/>
+            <w:tcW w:w="2610" w:type="dxa"/>
             <w:shd w:val="clear" w:color="auto" w:fill="auto"/>
             <w:tcMar>
               <w:top w:w="100" w:type="dxa"/>
@@ -218,7 +217,7 @@
         </w:tc>
         <w:tc>
           <w:tcPr>
-            <w:tcW w:w="11987" w:type="dxa"/>
+            <w:tcW w:w="11777" w:type="dxa"/>
             <w:gridSpan w:val="3"/>
             <w:shd w:val="clear" w:color="auto" w:fill="auto"/>
             <w:tcMar>
@@ -255,7 +254,7 @@
         </w:trPr>
         <w:tc>
           <w:tcPr>
-            <w:tcW w:w="2400" w:type="dxa"/>
+            <w:tcW w:w="2610" w:type="dxa"/>
             <w:shd w:val="clear" w:color="auto" w:fill="EFEFEF"/>
             <w:tcMar>
               <w:top w:w="100" w:type="dxa"/>
@@ -287,7 +286,7 @@
         </w:tc>
         <w:tc>
           <w:tcPr>
-            <w:tcW w:w="4181" w:type="dxa"/>
+            <w:tcW w:w="3971" w:type="dxa"/>
             <w:shd w:val="clear" w:color="auto" w:fill="EFEFEF"/>
             <w:tcMar>
               <w:top w:w="100" w:type="dxa"/>
@@ -371,7 +370,7 @@
         </w:trPr>
         <w:tc>
           <w:tcPr>
-            <w:tcW w:w="2400" w:type="dxa"/>
+            <w:tcW w:w="2610" w:type="dxa"/>
             <w:shd w:val="clear" w:color="auto" w:fill="auto"/>
             <w:tcMar>
               <w:top w:w="100" w:type="dxa"/>
@@ -399,7 +398,7 @@
         </w:tc>
         <w:tc>
           <w:tcPr>
-            <w:tcW w:w="4181" w:type="dxa"/>
+            <w:tcW w:w="3971" w:type="dxa"/>
             <w:shd w:val="clear" w:color="auto" w:fill="auto"/>
             <w:tcMar>
               <w:top w:w="100" w:type="dxa"/>
@@ -648,7 +647,7 @@
         </w:trPr>
         <w:tc>
           <w:tcPr>
-            <w:tcW w:w="2400" w:type="dxa"/>
+            <w:tcW w:w="2610" w:type="dxa"/>
             <w:shd w:val="clear" w:color="auto" w:fill="auto"/>
             <w:tcMar>
               <w:top w:w="100" w:type="dxa"/>
@@ -675,7 +674,7 @@
         </w:tc>
         <w:tc>
           <w:tcPr>
-            <w:tcW w:w="4181" w:type="dxa"/>
+            <w:tcW w:w="3971" w:type="dxa"/>
             <w:shd w:val="clear" w:color="auto" w:fill="auto"/>
             <w:tcMar>
               <w:top w:w="100" w:type="dxa"/>
@@ -945,7 +944,7 @@
         </w:trPr>
         <w:tc>
           <w:tcPr>
-            <w:tcW w:w="2400" w:type="dxa"/>
+            <w:tcW w:w="2610" w:type="dxa"/>
             <w:shd w:val="clear" w:color="auto" w:fill="auto"/>
             <w:tcMar>
               <w:top w:w="100" w:type="dxa"/>
@@ -978,7 +977,7 @@
         </w:tc>
         <w:tc>
           <w:tcPr>
-            <w:tcW w:w="4181" w:type="dxa"/>
+            <w:tcW w:w="3971" w:type="dxa"/>
             <w:shd w:val="clear" w:color="auto" w:fill="auto"/>
             <w:tcMar>
               <w:top w:w="100" w:type="dxa"/>
@@ -1243,7 +1242,7 @@
         </w:trPr>
         <w:tc>
           <w:tcPr>
-            <w:tcW w:w="2400" w:type="dxa"/>
+            <w:tcW w:w="2610" w:type="dxa"/>
             <w:shd w:val="clear" w:color="auto" w:fill="auto"/>
             <w:tcMar>
               <w:top w:w="100" w:type="dxa"/>
@@ -1270,7 +1269,7 @@
         </w:tc>
         <w:tc>
           <w:tcPr>
-            <w:tcW w:w="4181" w:type="dxa"/>
+            <w:tcW w:w="3971" w:type="dxa"/>
             <w:shd w:val="clear" w:color="auto" w:fill="auto"/>
             <w:tcMar>
               <w:top w:w="100" w:type="dxa"/>
@@ -1509,7 +1508,7 @@
         </w:trPr>
         <w:tc>
           <w:tcPr>
-            <w:tcW w:w="2400" w:type="dxa"/>
+            <w:tcW w:w="2610" w:type="dxa"/>
             <w:shd w:val="clear" w:color="auto" w:fill="auto"/>
             <w:tcMar>
               <w:top w:w="100" w:type="dxa"/>
@@ -1542,7 +1541,7 @@
         </w:tc>
         <w:tc>
           <w:tcPr>
-            <w:tcW w:w="4181" w:type="dxa"/>
+            <w:tcW w:w="3971" w:type="dxa"/>
             <w:shd w:val="clear" w:color="auto" w:fill="auto"/>
             <w:tcMar>
               <w:top w:w="100" w:type="dxa"/>
@@ -1768,7 +1767,7 @@
         </w:trPr>
         <w:tc>
           <w:tcPr>
-            <w:tcW w:w="2400" w:type="dxa"/>
+            <w:tcW w:w="2610" w:type="dxa"/>
             <w:shd w:val="clear" w:color="auto" w:fill="auto"/>
             <w:tcMar>
               <w:top w:w="100" w:type="dxa"/>
@@ -1795,7 +1794,7 @@
         </w:tc>
         <w:tc>
           <w:tcPr>
-            <w:tcW w:w="4181" w:type="dxa"/>
+            <w:tcW w:w="3971" w:type="dxa"/>
             <w:shd w:val="clear" w:color="auto" w:fill="auto"/>
             <w:tcMar>
               <w:top w:w="100" w:type="dxa"/>
@@ -2071,7 +2070,7 @@
         </w:trPr>
         <w:tc>
           <w:tcPr>
-            <w:tcW w:w="2400" w:type="dxa"/>
+            <w:tcW w:w="2610" w:type="dxa"/>
             <w:shd w:val="clear" w:color="auto" w:fill="auto"/>
             <w:tcMar>
               <w:top w:w="100" w:type="dxa"/>
@@ -2098,7 +2097,7 @@
         </w:tc>
         <w:tc>
           <w:tcPr>
-            <w:tcW w:w="4181" w:type="dxa"/>
+            <w:tcW w:w="3971" w:type="dxa"/>
             <w:shd w:val="clear" w:color="auto" w:fill="auto"/>
             <w:tcMar>
               <w:top w:w="100" w:type="dxa"/>
@@ -2318,7 +2317,7 @@
         </w:trPr>
         <w:tc>
           <w:tcPr>
-            <w:tcW w:w="2400" w:type="dxa"/>
+            <w:tcW w:w="2610" w:type="dxa"/>
             <w:shd w:val="clear" w:color="auto" w:fill="auto"/>
             <w:tcMar>
               <w:top w:w="100" w:type="dxa"/>
@@ -2345,7 +2344,7 @@
         </w:tc>
         <w:tc>
           <w:tcPr>
-            <w:tcW w:w="4181" w:type="dxa"/>
+            <w:tcW w:w="3971" w:type="dxa"/>
             <w:shd w:val="clear" w:color="auto" w:fill="auto"/>
             <w:tcMar>
               <w:top w:w="100" w:type="dxa"/>
